--- a/defense/docs/front_matter/DESIGNATIONS_AND_ABBREVIATIONS_KZ_GOST_2026-08-23.docx
+++ b/defense/docs/front_matter/DESIGNATIONS_AND_ABBREVIATIONS_KZ_GOST_2026-08-23.docx
@@ -311,50 +311,6 @@
                 <w:sz w:val="28"/>
                 <w:u w:val="none"/>
               </w:rPr>
-              <w:t>CFC-n</w:t>
-            </w:r>
-          </w:p>
-        </w:tc>
-        <w:tc>
-          <w:tcPr>
-            <w:tcW w:type="dxa" w:w="7824"/>
-          </w:tcPr>
-          <w:p>
-            <w:pPr>
-              <w:spacing w:line="240" w:lineRule="auto" w:after="0"/>
-              <w:ind w:firstLine="0"/>
-            </w:pPr>
-            <w:r>
-              <w:rPr>
-                <w:rFonts w:ascii="Times New Roman" w:hAnsi="Times New Roman" w:cs="Times New Roman" w:eastAsia="Times New Roman"/>
-                <w:b w:val="0"/>
-                <w:i w:val="0"/>
-                <w:sz w:val="28"/>
-                <w:u w:val="none"/>
-              </w:rPr>
-              <w:t>Claim Formulation Constraint n (тұжырымды тұжырымдау шектеуі: мәлімдеменің қандай түрде айтылуы мүмкін екенін реттейтін ереже; CFC-2 сериясы диссертация өзіне тыйым салған тұжырым түрлерін тізеді)</w:t>
-            </w:r>
-          </w:p>
-        </w:tc>
-      </w:tr>
-      <w:tr>
-        <w:tc>
-          <w:tcPr>
-            <w:tcW w:type="dxa" w:w="1814"/>
-          </w:tcPr>
-          <w:p>
-            <w:pPr>
-              <w:spacing w:line="240" w:lineRule="auto" w:after="0"/>
-              <w:ind w:firstLine="0"/>
-            </w:pPr>
-            <w:r>
-              <w:rPr>
-                <w:rFonts w:ascii="Times New Roman" w:hAnsi="Times New Roman" w:cs="Times New Roman" w:eastAsia="Times New Roman"/>
-                <w:b w:val="0"/>
-                <w:i w:val="0"/>
-                <w:sz w:val="28"/>
-                <w:u w:val="none"/>
-              </w:rPr>
               <w:t>CLAHE</w:t>
             </w:r>
           </w:p>
@@ -531,50 +487,6 @@
                 <w:sz w:val="28"/>
                 <w:u w:val="none"/>
               </w:rPr>
-              <w:t>DGL-n</w:t>
-            </w:r>
-          </w:p>
-        </w:tc>
-        <w:tc>
-          <w:tcPr>
-            <w:tcW w:type="dxa" w:w="7824"/>
-          </w:tcPr>
-          <w:p>
-            <w:pPr>
-              <w:spacing w:line="240" w:lineRule="auto" w:after="0"/>
-              <w:ind w:firstLine="0"/>
-            </w:pPr>
-            <w:r>
-              <w:rPr>
-                <w:rFonts w:ascii="Times New Roman" w:hAnsi="Times New Roman" w:cs="Times New Roman" w:eastAsia="Times New Roman"/>
-                <w:b w:val="0"/>
-                <w:i w:val="0"/>
-                <w:sz w:val="28"/>
-                <w:u w:val="none"/>
-              </w:rPr>
-              <w:t>Deployment and Generalization Limitation n (енгізу және жалпылау шектеуі: нәтижені ол алынған жағдайлардан тыс қаншалықты тасымалдауға болатынын шектейді)</w:t>
-            </w:r>
-          </w:p>
-        </w:tc>
-      </w:tr>
-      <w:tr>
-        <w:tc>
-          <w:tcPr>
-            <w:tcW w:type="dxa" w:w="1814"/>
-          </w:tcPr>
-          <w:p>
-            <w:pPr>
-              <w:spacing w:line="240" w:lineRule="auto" w:after="0"/>
-              <w:ind w:firstLine="0"/>
-            </w:pPr>
-            <w:r>
-              <w:rPr>
-                <w:rFonts w:ascii="Times New Roman" w:hAnsi="Times New Roman" w:cs="Times New Roman" w:eastAsia="Times New Roman"/>
-                <w:b w:val="0"/>
-                <w:i w:val="0"/>
-                <w:sz w:val="28"/>
-                <w:u w:val="none"/>
-              </w:rPr>
               <w:t>DINO</w:t>
             </w:r>
           </w:p>
@@ -685,50 +597,6 @@
                 <w:u w:val="none"/>
               </w:rPr>
               <w:t>Expected Calibration Error</w:t>
-            </w:r>
-          </w:p>
-        </w:tc>
-      </w:tr>
-      <w:tr>
-        <w:tc>
-          <w:tcPr>
-            <w:tcW w:type="dxa" w:w="1814"/>
-          </w:tcPr>
-          <w:p>
-            <w:pPr>
-              <w:spacing w:line="240" w:lineRule="auto" w:after="0"/>
-              <w:ind w:firstLine="0"/>
-            </w:pPr>
-            <w:r>
-              <w:rPr>
-                <w:rFonts w:ascii="Times New Roman" w:hAnsi="Times New Roman" w:cs="Times New Roman" w:eastAsia="Times New Roman"/>
-                <w:b w:val="0"/>
-                <w:i w:val="0"/>
-                <w:sz w:val="28"/>
-                <w:u w:val="none"/>
-              </w:rPr>
-              <w:t>EH-n</w:t>
-            </w:r>
-          </w:p>
-        </w:tc>
-        <w:tc>
-          <w:tcPr>
-            <w:tcW w:type="dxa" w:w="7824"/>
-          </w:tcPr>
-          <w:p>
-            <w:pPr>
-              <w:spacing w:line="240" w:lineRule="auto" w:after="0"/>
-              <w:ind w:firstLine="0"/>
-            </w:pPr>
-            <w:r>
-              <w:rPr>
-                <w:rFonts w:ascii="Times New Roman" w:hAnsi="Times New Roman" w:cs="Times New Roman" w:eastAsia="Times New Roman"/>
-                <w:b w:val="0"/>
-                <w:i w:val="0"/>
-                <w:sz w:val="28"/>
-                <w:u w:val="none"/>
-              </w:rPr>
-              <w:t>Evidence Hierarchy rule n (дәлел иерархиясының ережесі: метрикалардың дәлелдік салмағы бойынша реттелуі және нәтиженің шешуші саналуы үшін қанағаттандыруға тиіс өлшемшарттары)</w:t>
             </w:r>
           </w:p>
         </w:tc>
@@ -1323,50 +1191,6 @@
                 <w:sz w:val="28"/>
                 <w:u w:val="none"/>
               </w:rPr>
-              <w:t>NC-n</w:t>
-            </w:r>
-          </w:p>
-        </w:tc>
-        <w:tc>
-          <w:tcPr>
-            <w:tcW w:type="dxa" w:w="7824"/>
-          </w:tcPr>
-          <w:p>
-            <w:pPr>
-              <w:spacing w:line="240" w:lineRule="auto" w:after="0"/>
-              <w:ind w:firstLine="0"/>
-            </w:pPr>
-            <w:r>
-              <w:rPr>
-                <w:rFonts w:ascii="Times New Roman" w:hAnsi="Times New Roman" w:cs="Times New Roman" w:eastAsia="Times New Roman"/>
-                <w:b w:val="0"/>
-                <w:i w:val="0"/>
-                <w:sz w:val="28"/>
-                <w:u w:val="none"/>
-              </w:rPr>
-              <w:t>Non-Claim n (мәлімделмейтін тұжырым: диссертация әдейі айтпайтын пікір – нәтижелері оны айтқан деп оқылмауы үшін тіркелген)</w:t>
-            </w:r>
-          </w:p>
-        </w:tc>
-      </w:tr>
-      <w:tr>
-        <w:tc>
-          <w:tcPr>
-            <w:tcW w:type="dxa" w:w="1814"/>
-          </w:tcPr>
-          <w:p>
-            <w:pPr>
-              <w:spacing w:line="240" w:lineRule="auto" w:after="0"/>
-              <w:ind w:firstLine="0"/>
-            </w:pPr>
-            <w:r>
-              <w:rPr>
-                <w:rFonts w:ascii="Times New Roman" w:hAnsi="Times New Roman" w:cs="Times New Roman" w:eastAsia="Times New Roman"/>
-                <w:b w:val="0"/>
-                <w:i w:val="0"/>
-                <w:sz w:val="28"/>
-                <w:u w:val="none"/>
-              </w:rPr>
               <w:t>NPV</w:t>
             </w:r>
           </w:p>
@@ -1455,50 +1279,6 @@
                 <w:sz w:val="28"/>
                 <w:u w:val="none"/>
               </w:rPr>
-              <w:t>OD-n</w:t>
-            </w:r>
-          </w:p>
-        </w:tc>
-        <w:tc>
-          <w:tcPr>
-            <w:tcW w:type="dxa" w:w="7824"/>
-          </w:tcPr>
-          <w:p>
-            <w:pPr>
-              <w:spacing w:line="240" w:lineRule="auto" w:after="0"/>
-              <w:ind w:firstLine="0"/>
-            </w:pPr>
-            <w:r>
-              <w:rPr>
-                <w:rFonts w:ascii="Times New Roman" w:hAnsi="Times New Roman" w:cs="Times New Roman" w:eastAsia="Times New Roman"/>
-                <w:b w:val="0"/>
-                <w:i w:val="0"/>
-                <w:sz w:val="28"/>
-                <w:u w:val="none"/>
-              </w:rPr>
-              <w:t>Operational Definition n (операциялық анықтама: диссертация терминінің қалай өлшенетінін белгілейді; жоғарыдағы OD – көру дискісі – таңбасынан бөлек, ол ешқашан нөмірмен жазылмайды)</w:t>
-            </w:r>
-          </w:p>
-        </w:tc>
-      </w:tr>
-      <w:tr>
-        <w:tc>
-          <w:tcPr>
-            <w:tcW w:type="dxa" w:w="1814"/>
-          </w:tcPr>
-          <w:p>
-            <w:pPr>
-              <w:spacing w:line="240" w:lineRule="auto" w:after="0"/>
-              <w:ind w:firstLine="0"/>
-            </w:pPr>
-            <w:r>
-              <w:rPr>
-                <w:rFonts w:ascii="Times New Roman" w:hAnsi="Times New Roman" w:cs="Times New Roman" w:eastAsia="Times New Roman"/>
-                <w:b w:val="0"/>
-                <w:i w:val="0"/>
-                <w:sz w:val="28"/>
-                <w:u w:val="none"/>
-              </w:rPr>
               <w:t>ODIR-5K</w:t>
             </w:r>
           </w:p>
@@ -1565,50 +1345,6 @@
                 <w:u w:val="none"/>
               </w:rPr>
               <w:t>Picture Archiving and Communication System</w:t>
-            </w:r>
-          </w:p>
-        </w:tc>
-      </w:tr>
-      <w:tr>
-        <w:tc>
-          <w:tcPr>
-            <w:tcW w:type="dxa" w:w="1814"/>
-          </w:tcPr>
-          <w:p>
-            <w:pPr>
-              <w:spacing w:line="240" w:lineRule="auto" w:after="0"/>
-              <w:ind w:firstLine="0"/>
-            </w:pPr>
-            <w:r>
-              <w:rPr>
-                <w:rFonts w:ascii="Times New Roman" w:hAnsi="Times New Roman" w:cs="Times New Roman" w:eastAsia="Times New Roman"/>
-                <w:b w:val="0"/>
-                <w:i w:val="0"/>
-                <w:sz w:val="28"/>
-                <w:u w:val="none"/>
-              </w:rPr>
-              <w:t>PC-n</w:t>
-            </w:r>
-          </w:p>
-        </w:tc>
-        <w:tc>
-          <w:tcPr>
-            <w:tcW w:type="dxa" w:w="7824"/>
-          </w:tcPr>
-          <w:p>
-            <w:pPr>
-              <w:spacing w:line="240" w:lineRule="auto" w:after="0"/>
-              <w:ind w:firstLine="0"/>
-            </w:pPr>
-            <w:r>
-              <w:rPr>
-                <w:rFonts w:ascii="Times New Roman" w:hAnsi="Times New Roman" w:cs="Times New Roman" w:eastAsia="Times New Roman"/>
-                <w:b w:val="0"/>
-                <w:i w:val="0"/>
-                <w:sz w:val="28"/>
-                <w:u w:val="none"/>
-              </w:rPr>
-              <w:t>Primary Claim n (негізгі тұжырым: диссертация дәйегінің нөмірленген тұжырымы, әрқайсысы өз дәлелі мен бағаланған күшін алып жүреді)</w:t>
             </w:r>
           </w:p>
         </w:tc>
@@ -1851,50 +1587,6 @@
                 <w:sz w:val="28"/>
                 <w:u w:val="none"/>
               </w:rPr>
-              <w:t>SB-n</w:t>
-            </w:r>
-          </w:p>
-        </w:tc>
-        <w:tc>
-          <w:tcPr>
-            <w:tcW w:type="dxa" w:w="7824"/>
-          </w:tcPr>
-          <w:p>
-            <w:pPr>
-              <w:spacing w:line="240" w:lineRule="auto" w:after="0"/>
-              <w:ind w:firstLine="0"/>
-            </w:pPr>
-            <w:r>
-              <w:rPr>
-                <w:rFonts w:ascii="Times New Roman" w:hAnsi="Times New Roman" w:cs="Times New Roman" w:eastAsia="Times New Roman"/>
-                <w:b w:val="0"/>
-                <w:i w:val="0"/>
-                <w:sz w:val="28"/>
-                <w:u w:val="none"/>
-              </w:rPr>
-              <w:t>Scope Boundary n (қолданылу шекарасы: диссертация нені мәлімдемейтінін көрсететін тұжырым)</w:t>
-            </w:r>
-          </w:p>
-        </w:tc>
-      </w:tr>
-      <w:tr>
-        <w:tc>
-          <w:tcPr>
-            <w:tcW w:type="dxa" w:w="1814"/>
-          </w:tcPr>
-          <w:p>
-            <w:pPr>
-              <w:spacing w:line="240" w:lineRule="auto" w:after="0"/>
-              <w:ind w:firstLine="0"/>
-            </w:pPr>
-            <w:r>
-              <w:rPr>
-                <w:rFonts w:ascii="Times New Roman" w:hAnsi="Times New Roman" w:cs="Times New Roman" w:eastAsia="Times New Roman"/>
-                <w:b w:val="0"/>
-                <w:i w:val="0"/>
-                <w:sz w:val="28"/>
-                <w:u w:val="none"/>
-              </w:rPr>
               <w:t>SimCLR</w:t>
             </w:r>
           </w:p>
@@ -1917,50 +1609,6 @@
                 <w:u w:val="none"/>
               </w:rPr>
               <w:t>Simple framework for Contrastive Learning of Representations</w:t>
-            </w:r>
-          </w:p>
-        </w:tc>
-      </w:tr>
-      <w:tr>
-        <w:tc>
-          <w:tcPr>
-            <w:tcW w:type="dxa" w:w="1814"/>
-          </w:tcPr>
-          <w:p>
-            <w:pPr>
-              <w:spacing w:line="240" w:lineRule="auto" w:after="0"/>
-              <w:ind w:firstLine="0"/>
-            </w:pPr>
-            <w:r>
-              <w:rPr>
-                <w:rFonts w:ascii="Times New Roman" w:hAnsi="Times New Roman" w:cs="Times New Roman" w:eastAsia="Times New Roman"/>
-                <w:b w:val="0"/>
-                <w:i w:val="0"/>
-                <w:sz w:val="28"/>
-                <w:u w:val="none"/>
-              </w:rPr>
-              <w:t>SIR-n</w:t>
-            </w:r>
-          </w:p>
-        </w:tc>
-        <w:tc>
-          <w:tcPr>
-            <w:tcW w:type="dxa" w:w="7824"/>
-          </w:tcPr>
-          <w:p>
-            <w:pPr>
-              <w:spacing w:line="240" w:lineRule="auto" w:after="0"/>
-              <w:ind w:firstLine="0"/>
-            </w:pPr>
-            <w:r>
-              <w:rPr>
-                <w:rFonts w:ascii="Times New Roman" w:hAnsi="Times New Roman" w:cs="Times New Roman" w:eastAsia="Times New Roman"/>
-                <w:b w:val="0"/>
-                <w:i w:val="0"/>
-                <w:sz w:val="28"/>
-                <w:u w:val="none"/>
-              </w:rPr>
-              <w:t>Source Interpretation Rule n (дереккөзді талқылау ережесі: дәйексөз алынған дереккөзге нені таңуға болатынын шектейді)</w:t>
             </w:r>
           </w:p>
         </w:tc>
